--- a/version-3/dept-timetables/CSE_Sem1_TimeTable_styled.docx
+++ b/version-3/dept-timetables/CSE_Sem1_TimeTable_styled.docx
@@ -748,7 +748,7 @@
                 <w:b w:val="0"/>
                 <w:sz w:val="15"/>
               </w:rPr>
-              <w:t>H-110</w:t>
+              <w:t>H-402</w:t>
             </w:r>
           </w:p>
         </w:tc>
@@ -1128,7 +1128,7 @@
                 <w:b w:val="0"/>
                 <w:sz w:val="15"/>
               </w:rPr>
-              <w:t>D-308</w:t>
+              <w:t>D-512</w:t>
             </w:r>
           </w:p>
         </w:tc>
@@ -1463,6 +1463,59 @@
         <w:tc>
           <w:tcPr>
             <w:tcW w:type="dxa" w:w="1328"/>
+            <w:tcBorders>
+              <w:top w:val="single" w:sz="4" w:color="B7BDD6"/>
+              <w:left w:val="single" w:sz="4" w:color="B7BDD6"/>
+              <w:bottom w:val="single" w:sz="4" w:color="B7BDD6"/>
+              <w:right w:val="single" w:sz="4" w:color="B7BDD6"/>
+            </w:tcBorders>
+            <w:vAlign w:val="center"/>
+            <w:shd w:val="clear" w:fill="DCE6F7"/>
+          </w:tcPr>
+          <w:p>
+            <w:pPr>
+              <w:spacing w:after="0" w:before="0"/>
+              <w:jc w:val="center"/>
+            </w:pPr>
+            <w:r/>
+            <w:r>
+              <w:rPr>
+                <w:b/>
+                <w:sz w:val="15"/>
+              </w:rPr>
+              <w:t>EP</w:t>
+            </w:r>
+          </w:p>
+          <w:p>
+            <w:pPr>
+              <w:spacing w:after="0" w:before="0"/>
+              <w:jc w:val="center"/>
+            </w:pPr>
+            <w:r>
+              <w:rPr>
+                <w:b w:val="0"/>
+                <w:sz w:val="15"/>
+              </w:rPr>
+              <w:t>Dr.B.Satyanarayana Reddy</w:t>
+            </w:r>
+          </w:p>
+          <w:p>
+            <w:pPr>
+              <w:spacing w:after="0" w:before="0"/>
+              <w:jc w:val="center"/>
+            </w:pPr>
+            <w:r>
+              <w:rPr>
+                <w:b w:val="0"/>
+                <w:sz w:val="15"/>
+              </w:rPr>
+              <w:t>D-302</w:t>
+            </w:r>
+          </w:p>
+        </w:tc>
+        <w:tc>
+          <w:tcPr>
+            <w:tcW w:type="dxa" w:w="1328"/>
             <w:gridSpan w:val="2"/>
             <w:tcBorders>
               <w:top w:val="single" w:sz="4" w:color="B7BDD6"/>
@@ -1510,60 +1563,7 @@
                 <w:b w:val="0"/>
                 <w:sz w:val="15"/>
               </w:rPr>
-              <w:t>B-Block Aarambh Auditorium</w:t>
-            </w:r>
-          </w:p>
-        </w:tc>
-        <w:tc>
-          <w:tcPr>
-            <w:tcW w:type="dxa" w:w="1328"/>
-            <w:tcBorders>
-              <w:top w:val="single" w:sz="4" w:color="B7BDD6"/>
-              <w:left w:val="single" w:sz="4" w:color="B7BDD6"/>
-              <w:bottom w:val="single" w:sz="4" w:color="B7BDD6"/>
-              <w:right w:val="single" w:sz="4" w:color="B7BDD6"/>
-            </w:tcBorders>
-            <w:vAlign w:val="center"/>
-            <w:shd w:val="clear" w:fill="DCE6F7"/>
-          </w:tcPr>
-          <w:p>
-            <w:pPr>
-              <w:spacing w:after="0" w:before="0"/>
-              <w:jc w:val="center"/>
-            </w:pPr>
-            <w:r/>
-            <w:r>
-              <w:rPr>
-                <w:b/>
-                <w:sz w:val="15"/>
-              </w:rPr>
-              <w:t>EP</w:t>
-            </w:r>
-          </w:p>
-          <w:p>
-            <w:pPr>
-              <w:spacing w:after="0" w:before="0"/>
-              <w:jc w:val="center"/>
-            </w:pPr>
-            <w:r>
-              <w:rPr>
-                <w:b w:val="0"/>
-                <w:sz w:val="15"/>
-              </w:rPr>
-              <w:t>Dr.B.Satyanarayana Reddy</w:t>
-            </w:r>
-          </w:p>
-          <w:p>
-            <w:pPr>
-              <w:spacing w:after="0" w:before="0"/>
-              <w:jc w:val="center"/>
-            </w:pPr>
-            <w:r>
-              <w:rPr>
-                <w:b w:val="0"/>
-                <w:sz w:val="15"/>
-              </w:rPr>
-              <w:t>D-302</w:t>
+              <w:t>A-314</w:t>
             </w:r>
           </w:p>
         </w:tc>
@@ -3916,7 +3916,7 @@
                 <w:b w:val="0"/>
                 <w:sz w:val="15"/>
               </w:rPr>
-              <w:t>D-501</w:t>
+              <w:t>D-512</w:t>
             </w:r>
           </w:p>
         </w:tc>
@@ -4052,7 +4052,7 @@
                 <w:b w:val="0"/>
                 <w:sz w:val="15"/>
               </w:rPr>
-              <w:t>H-110</w:t>
+              <w:t>H-402</w:t>
             </w:r>
           </w:p>
         </w:tc>
@@ -4624,6 +4624,59 @@
                 <w:b/>
                 <w:sz w:val="15"/>
               </w:rPr>
+              <w:t>EP</w:t>
+            </w:r>
+          </w:p>
+          <w:p>
+            <w:pPr>
+              <w:spacing w:after="0" w:before="0"/>
+              <w:jc w:val="center"/>
+            </w:pPr>
+            <w:r>
+              <w:rPr>
+                <w:b w:val="0"/>
+                <w:sz w:val="15"/>
+              </w:rPr>
+              <w:t>Dr.P.Raghupathi Reddy</w:t>
+            </w:r>
+          </w:p>
+          <w:p>
+            <w:pPr>
+              <w:spacing w:after="0" w:before="0"/>
+              <w:jc w:val="center"/>
+            </w:pPr>
+            <w:r>
+              <w:rPr>
+                <w:b w:val="0"/>
+                <w:sz w:val="15"/>
+              </w:rPr>
+              <w:t>D-304</w:t>
+            </w:r>
+          </w:p>
+        </w:tc>
+        <w:tc>
+          <w:tcPr>
+            <w:tcW w:type="dxa" w:w="1328"/>
+            <w:tcBorders>
+              <w:top w:val="single" w:sz="4" w:color="B7BDD6"/>
+              <w:left w:val="single" w:sz="4" w:color="B7BDD6"/>
+              <w:bottom w:val="single" w:sz="4" w:color="B7BDD6"/>
+              <w:right w:val="single" w:sz="4" w:color="B7BDD6"/>
+            </w:tcBorders>
+            <w:vAlign w:val="center"/>
+            <w:shd w:val="clear" w:fill="DCE6F7"/>
+          </w:tcPr>
+          <w:p>
+            <w:pPr>
+              <w:spacing w:after="0" w:before="0"/>
+              <w:jc w:val="center"/>
+            </w:pPr>
+            <w:r/>
+            <w:r>
+              <w:rPr>
+                <w:b/>
+                <w:sz w:val="15"/>
+              </w:rPr>
               <w:t>PIC</w:t>
             </w:r>
           </w:p>
@@ -4638,59 +4691,6 @@
                 <w:sz w:val="15"/>
               </w:rPr>
               <w:t>Dr. Nistala Suresh Rao</w:t>
-            </w:r>
-          </w:p>
-          <w:p>
-            <w:pPr>
-              <w:spacing w:after="0" w:before="0"/>
-              <w:jc w:val="center"/>
-            </w:pPr>
-            <w:r>
-              <w:rPr>
-                <w:b w:val="0"/>
-                <w:sz w:val="15"/>
-              </w:rPr>
-              <w:t>D-304</w:t>
-            </w:r>
-          </w:p>
-        </w:tc>
-        <w:tc>
-          <w:tcPr>
-            <w:tcW w:type="dxa" w:w="1328"/>
-            <w:tcBorders>
-              <w:top w:val="single" w:sz="4" w:color="B7BDD6"/>
-              <w:left w:val="single" w:sz="4" w:color="B7BDD6"/>
-              <w:bottom w:val="single" w:sz="4" w:color="B7BDD6"/>
-              <w:right w:val="single" w:sz="4" w:color="B7BDD6"/>
-            </w:tcBorders>
-            <w:vAlign w:val="center"/>
-            <w:shd w:val="clear" w:fill="DCE6F7"/>
-          </w:tcPr>
-          <w:p>
-            <w:pPr>
-              <w:spacing w:after="0" w:before="0"/>
-              <w:jc w:val="center"/>
-            </w:pPr>
-            <w:r/>
-            <w:r>
-              <w:rPr>
-                <w:b/>
-                <w:sz w:val="15"/>
-              </w:rPr>
-              <w:t>EP</w:t>
-            </w:r>
-          </w:p>
-          <w:p>
-            <w:pPr>
-              <w:spacing w:after="0" w:before="0"/>
-              <w:jc w:val="center"/>
-            </w:pPr>
-            <w:r>
-              <w:rPr>
-                <w:b w:val="0"/>
-                <w:sz w:val="15"/>
-              </w:rPr>
-              <w:t>Dr.P.Raghupathi Reddy</w:t>
             </w:r>
           </w:p>
           <w:p>
@@ -4839,7 +4839,7 @@
                 <w:b w:val="0"/>
                 <w:sz w:val="15"/>
               </w:rPr>
-              <w:t>D-201</w:t>
+              <w:t>D-205</w:t>
             </w:r>
           </w:p>
         </w:tc>
@@ -4921,6 +4921,112 @@
                 <w:b/>
                 <w:sz w:val="15"/>
               </w:rPr>
+              <w:t>LAC</w:t>
+            </w:r>
+          </w:p>
+          <w:p>
+            <w:pPr>
+              <w:spacing w:after="0" w:before="0"/>
+              <w:jc w:val="center"/>
+            </w:pPr>
+            <w:r>
+              <w:rPr>
+                <w:b w:val="0"/>
+                <w:sz w:val="15"/>
+              </w:rPr>
+              <w:t>Dr. P.SIREESHA</w:t>
+            </w:r>
+          </w:p>
+          <w:p>
+            <w:pPr>
+              <w:spacing w:after="0" w:before="0"/>
+              <w:jc w:val="center"/>
+            </w:pPr>
+            <w:r>
+              <w:rPr>
+                <w:b w:val="0"/>
+                <w:sz w:val="15"/>
+              </w:rPr>
+              <w:t>D-304</w:t>
+            </w:r>
+          </w:p>
+        </w:tc>
+        <w:tc>
+          <w:tcPr>
+            <w:tcW w:type="dxa" w:w="1328"/>
+            <w:tcBorders>
+              <w:top w:val="single" w:sz="4" w:color="B7BDD6"/>
+              <w:left w:val="single" w:sz="4" w:color="B7BDD6"/>
+              <w:bottom w:val="single" w:sz="4" w:color="B7BDD6"/>
+              <w:right w:val="single" w:sz="4" w:color="B7BDD6"/>
+            </w:tcBorders>
+            <w:vAlign w:val="center"/>
+            <w:shd w:val="clear" w:fill="DCE6F7"/>
+          </w:tcPr>
+          <w:p>
+            <w:pPr>
+              <w:spacing w:after="0" w:before="0"/>
+              <w:jc w:val="center"/>
+            </w:pPr>
+            <w:r/>
+            <w:r>
+              <w:rPr>
+                <w:b/>
+                <w:sz w:val="15"/>
+              </w:rPr>
+              <w:t>PIC</w:t>
+            </w:r>
+          </w:p>
+          <w:p>
+            <w:pPr>
+              <w:spacing w:after="0" w:before="0"/>
+              <w:jc w:val="center"/>
+            </w:pPr>
+            <w:r>
+              <w:rPr>
+                <w:b w:val="0"/>
+                <w:sz w:val="15"/>
+              </w:rPr>
+              <w:t>Dr. Nistala Suresh Rao</w:t>
+            </w:r>
+          </w:p>
+          <w:p>
+            <w:pPr>
+              <w:spacing w:after="0" w:before="0"/>
+              <w:jc w:val="center"/>
+            </w:pPr>
+            <w:r>
+              <w:rPr>
+                <w:b w:val="0"/>
+                <w:sz w:val="15"/>
+              </w:rPr>
+              <w:t>D-304</w:t>
+            </w:r>
+          </w:p>
+        </w:tc>
+        <w:tc>
+          <w:tcPr>
+            <w:tcW w:type="dxa" w:w="1328"/>
+            <w:tcBorders>
+              <w:top w:val="single" w:sz="4" w:color="B7BDD6"/>
+              <w:left w:val="single" w:sz="4" w:color="B7BDD6"/>
+              <w:bottom w:val="single" w:sz="4" w:color="B7BDD6"/>
+              <w:right w:val="single" w:sz="4" w:color="B7BDD6"/>
+            </w:tcBorders>
+            <w:vAlign w:val="center"/>
+            <w:shd w:val="clear" w:fill="DCE6F7"/>
+          </w:tcPr>
+          <w:p>
+            <w:pPr>
+              <w:spacing w:after="0" w:before="0"/>
+              <w:jc w:val="center"/>
+            </w:pPr>
+            <w:r/>
+            <w:r>
+              <w:rPr>
+                <w:b/>
+                <w:sz w:val="15"/>
+              </w:rPr>
               <w:t>EP</w:t>
             </w:r>
           </w:p>
@@ -4935,112 +5041,6 @@
                 <w:sz w:val="15"/>
               </w:rPr>
               <w:t>Dr.P.Raghupathi Reddy</w:t>
-            </w:r>
-          </w:p>
-          <w:p>
-            <w:pPr>
-              <w:spacing w:after="0" w:before="0"/>
-              <w:jc w:val="center"/>
-            </w:pPr>
-            <w:r>
-              <w:rPr>
-                <w:b w:val="0"/>
-                <w:sz w:val="15"/>
-              </w:rPr>
-              <w:t>D-304</w:t>
-            </w:r>
-          </w:p>
-        </w:tc>
-        <w:tc>
-          <w:tcPr>
-            <w:tcW w:type="dxa" w:w="1328"/>
-            <w:tcBorders>
-              <w:top w:val="single" w:sz="4" w:color="B7BDD6"/>
-              <w:left w:val="single" w:sz="4" w:color="B7BDD6"/>
-              <w:bottom w:val="single" w:sz="4" w:color="B7BDD6"/>
-              <w:right w:val="single" w:sz="4" w:color="B7BDD6"/>
-            </w:tcBorders>
-            <w:vAlign w:val="center"/>
-            <w:shd w:val="clear" w:fill="DCE6F7"/>
-          </w:tcPr>
-          <w:p>
-            <w:pPr>
-              <w:spacing w:after="0" w:before="0"/>
-              <w:jc w:val="center"/>
-            </w:pPr>
-            <w:r/>
-            <w:r>
-              <w:rPr>
-                <w:b/>
-                <w:sz w:val="15"/>
-              </w:rPr>
-              <w:t>PIC</w:t>
-            </w:r>
-          </w:p>
-          <w:p>
-            <w:pPr>
-              <w:spacing w:after="0" w:before="0"/>
-              <w:jc w:val="center"/>
-            </w:pPr>
-            <w:r>
-              <w:rPr>
-                <w:b w:val="0"/>
-                <w:sz w:val="15"/>
-              </w:rPr>
-              <w:t>Dr. Nistala Suresh Rao</w:t>
-            </w:r>
-          </w:p>
-          <w:p>
-            <w:pPr>
-              <w:spacing w:after="0" w:before="0"/>
-              <w:jc w:val="center"/>
-            </w:pPr>
-            <w:r>
-              <w:rPr>
-                <w:b w:val="0"/>
-                <w:sz w:val="15"/>
-              </w:rPr>
-              <w:t>D-304</w:t>
-            </w:r>
-          </w:p>
-        </w:tc>
-        <w:tc>
-          <w:tcPr>
-            <w:tcW w:type="dxa" w:w="1328"/>
-            <w:tcBorders>
-              <w:top w:val="single" w:sz="4" w:color="B7BDD6"/>
-              <w:left w:val="single" w:sz="4" w:color="B7BDD6"/>
-              <w:bottom w:val="single" w:sz="4" w:color="B7BDD6"/>
-              <w:right w:val="single" w:sz="4" w:color="B7BDD6"/>
-            </w:tcBorders>
-            <w:vAlign w:val="center"/>
-            <w:shd w:val="clear" w:fill="DCE6F7"/>
-          </w:tcPr>
-          <w:p>
-            <w:pPr>
-              <w:spacing w:after="0" w:before="0"/>
-              <w:jc w:val="center"/>
-            </w:pPr>
-            <w:r/>
-            <w:r>
-              <w:rPr>
-                <w:b/>
-                <w:sz w:val="15"/>
-              </w:rPr>
-              <w:t>LAC</w:t>
-            </w:r>
-          </w:p>
-          <w:p>
-            <w:pPr>
-              <w:spacing w:after="0" w:before="0"/>
-              <w:jc w:val="center"/>
-            </w:pPr>
-            <w:r>
-              <w:rPr>
-                <w:b w:val="0"/>
-                <w:sz w:val="15"/>
-              </w:rPr>
-              <w:t>Dr. P.SIREESHA</w:t>
             </w:r>
           </w:p>
           <w:p>
@@ -7327,6 +7327,59 @@
                 <w:b/>
                 <w:sz w:val="15"/>
               </w:rPr>
+              <w:t>LAC</w:t>
+            </w:r>
+          </w:p>
+          <w:p>
+            <w:pPr>
+              <w:spacing w:after="0" w:before="0"/>
+              <w:jc w:val="center"/>
+            </w:pPr>
+            <w:r>
+              <w:rPr>
+                <w:b w:val="0"/>
+                <w:sz w:val="15"/>
+              </w:rPr>
+              <w:t>Dr. Md. Yakoob Pasha</w:t>
+            </w:r>
+          </w:p>
+          <w:p>
+            <w:pPr>
+              <w:spacing w:after="0" w:before="0"/>
+              <w:jc w:val="center"/>
+            </w:pPr>
+            <w:r>
+              <w:rPr>
+                <w:b w:val="0"/>
+                <w:sz w:val="15"/>
+              </w:rPr>
+              <w:t>D-309</w:t>
+            </w:r>
+          </w:p>
+        </w:tc>
+        <w:tc>
+          <w:tcPr>
+            <w:tcW w:type="dxa" w:w="1328"/>
+            <w:tcBorders>
+              <w:top w:val="single" w:sz="4" w:color="B7BDD6"/>
+              <w:left w:val="single" w:sz="4" w:color="B7BDD6"/>
+              <w:bottom w:val="single" w:sz="4" w:color="B7BDD6"/>
+              <w:right w:val="single" w:sz="4" w:color="B7BDD6"/>
+            </w:tcBorders>
+            <w:vAlign w:val="center"/>
+            <w:shd w:val="clear" w:fill="DCE6F7"/>
+          </w:tcPr>
+          <w:p>
+            <w:pPr>
+              <w:spacing w:after="0" w:before="0"/>
+              <w:jc w:val="center"/>
+            </w:pPr>
+            <w:r/>
+            <w:r>
+              <w:rPr>
+                <w:b/>
+                <w:sz w:val="15"/>
+              </w:rPr>
               <w:t>EP</w:t>
             </w:r>
           </w:p>
@@ -7341,59 +7394,6 @@
                 <w:sz w:val="15"/>
               </w:rPr>
               <w:t>Dr.G.Thirupathi</w:t>
-            </w:r>
-          </w:p>
-          <w:p>
-            <w:pPr>
-              <w:spacing w:after="0" w:before="0"/>
-              <w:jc w:val="center"/>
-            </w:pPr>
-            <w:r>
-              <w:rPr>
-                <w:b w:val="0"/>
-                <w:sz w:val="15"/>
-              </w:rPr>
-              <w:t>D-309</w:t>
-            </w:r>
-          </w:p>
-        </w:tc>
-        <w:tc>
-          <w:tcPr>
-            <w:tcW w:type="dxa" w:w="1328"/>
-            <w:tcBorders>
-              <w:top w:val="single" w:sz="4" w:color="B7BDD6"/>
-              <w:left w:val="single" w:sz="4" w:color="B7BDD6"/>
-              <w:bottom w:val="single" w:sz="4" w:color="B7BDD6"/>
-              <w:right w:val="single" w:sz="4" w:color="B7BDD6"/>
-            </w:tcBorders>
-            <w:vAlign w:val="center"/>
-            <w:shd w:val="clear" w:fill="DCE6F7"/>
-          </w:tcPr>
-          <w:p>
-            <w:pPr>
-              <w:spacing w:after="0" w:before="0"/>
-              <w:jc w:val="center"/>
-            </w:pPr>
-            <w:r/>
-            <w:r>
-              <w:rPr>
-                <w:b/>
-                <w:sz w:val="15"/>
-              </w:rPr>
-              <w:t>LAC</w:t>
-            </w:r>
-          </w:p>
-          <w:p>
-            <w:pPr>
-              <w:spacing w:after="0" w:before="0"/>
-              <w:jc w:val="center"/>
-            </w:pPr>
-            <w:r>
-              <w:rPr>
-                <w:b w:val="0"/>
-                <w:sz w:val="15"/>
-              </w:rPr>
-              <w:t>Dr. Md. Yakoob Pasha</w:t>
             </w:r>
           </w:p>
           <w:p>
@@ -7542,7 +7542,7 @@
                 <w:b w:val="0"/>
                 <w:sz w:val="15"/>
               </w:rPr>
-              <w:t>D-512</w:t>
+              <w:t>D-501</w:t>
             </w:r>
           </w:p>
         </w:tc>
@@ -8817,7 +8817,7 @@
                 <w:b/>
                 <w:sz w:val="16"/>
               </w:rPr>
-              <w:t>EP</w:t>
+              <w:t>LAC</w:t>
             </w:r>
           </w:p>
         </w:tc>
@@ -8844,7 +8844,7 @@
                 <w:b w:val="0"/>
                 <w:sz w:val="16"/>
               </w:rPr>
-              <w:t>EMDXX01</w:t>
+              <w:t>EMI1X01</w:t>
             </w:r>
           </w:p>
         </w:tc>
@@ -8870,7 +8870,7 @@
                 <w:b w:val="0"/>
                 <w:sz w:val="16"/>
               </w:rPr>
-              <w:t>Engineering Physics</w:t>
+              <w:t>Linear Algebra and Calculus</w:t>
             </w:r>
           </w:p>
         </w:tc>
@@ -8924,7 +8924,7 @@
                 <w:b w:val="0"/>
                 <w:sz w:val="16"/>
               </w:rPr>
-              <w:t>3</w:t>
+              <w:t>4</w:t>
             </w:r>
           </w:p>
         </w:tc>
@@ -8950,7 +8950,7 @@
                 <w:b w:val="0"/>
                 <w:sz w:val="15"/>
               </w:rPr>
-              <w:t>Dr.G.Thirupathi</w:t>
+              <w:t>Dr. Md. Yakoob Pasha</w:t>
             </w:r>
           </w:p>
         </w:tc>
@@ -8979,7 +8979,7 @@
                 <w:b/>
                 <w:sz w:val="16"/>
               </w:rPr>
-              <w:t>LAC</w:t>
+              <w:t>EP</w:t>
             </w:r>
           </w:p>
         </w:tc>
@@ -9006,7 +9006,7 @@
                 <w:b w:val="0"/>
                 <w:sz w:val="16"/>
               </w:rPr>
-              <w:t>EMI1X01</w:t>
+              <w:t>EMDXX01</w:t>
             </w:r>
           </w:p>
         </w:tc>
@@ -9032,7 +9032,7 @@
                 <w:b w:val="0"/>
                 <w:sz w:val="16"/>
               </w:rPr>
-              <w:t>Linear Algebra and Calculus</w:t>
+              <w:t>Engineering Physics</w:t>
             </w:r>
           </w:p>
         </w:tc>
@@ -9086,7 +9086,7 @@
                 <w:b w:val="0"/>
                 <w:sz w:val="16"/>
               </w:rPr>
-              <w:t>4</w:t>
+              <w:t>3</w:t>
             </w:r>
           </w:p>
         </w:tc>
@@ -9112,7 +9112,7 @@
                 <w:b w:val="0"/>
                 <w:sz w:val="15"/>
               </w:rPr>
-              <w:t>Dr. Md. Yakoob Pasha</w:t>
+              <w:t>Dr.G.Thirupathi</w:t>
             </w:r>
           </w:p>
         </w:tc>
@@ -10876,20 +10876,20 @@
                 <w:b/>
                 <w:sz w:val="15"/>
               </w:rPr>
-              <w:t>EP</w:t>
-            </w:r>
-          </w:p>
-          <w:p>
-            <w:pPr>
-              <w:spacing w:after="0" w:before="0"/>
-              <w:jc w:val="center"/>
-            </w:pPr>
-            <w:r>
-              <w:rPr>
-                <w:b w:val="0"/>
-                <w:sz w:val="15"/>
-              </w:rPr>
-              <w:t>Dr.D.Rajkumar</w:t>
+              <w:t>PIC</w:t>
+            </w:r>
+          </w:p>
+          <w:p>
+            <w:pPr>
+              <w:spacing w:after="0" w:before="0"/>
+              <w:jc w:val="center"/>
+            </w:pPr>
+            <w:r>
+              <w:rPr>
+                <w:b w:val="0"/>
+                <w:sz w:val="15"/>
+              </w:rPr>
+              <w:t>Mr. K. Mahesh</w:t>
             </w:r>
           </w:p>
           <w:p>
@@ -11855,20 +11855,20 @@
                 <w:b/>
                 <w:sz w:val="15"/>
               </w:rPr>
-              <w:t>PIC</w:t>
-            </w:r>
-          </w:p>
-          <w:p>
-            <w:pPr>
-              <w:spacing w:after="0" w:before="0"/>
-              <w:jc w:val="center"/>
-            </w:pPr>
-            <w:r>
-              <w:rPr>
-                <w:b w:val="0"/>
-                <w:sz w:val="15"/>
-              </w:rPr>
-              <w:t>Mr. K. Mahesh</w:t>
+              <w:t>EP</w:t>
+            </w:r>
+          </w:p>
+          <w:p>
+            <w:pPr>
+              <w:spacing w:after="0" w:before="0"/>
+              <w:jc w:val="center"/>
+            </w:pPr>
+            <w:r>
+              <w:rPr>
+                <w:b w:val="0"/>
+                <w:sz w:val="15"/>
+              </w:rPr>
+              <w:t>Dr.D.Rajkumar</w:t>
             </w:r>
           </w:p>
           <w:p>
@@ -11988,7 +11988,7 @@
                 <w:b w:val="0"/>
                 <w:sz w:val="15"/>
               </w:rPr>
-              <w:t>A-314</w:t>
+              <w:t>B-Block Aarambh Auditorium</w:t>
             </w:r>
           </w:p>
         </w:tc>
@@ -12554,7 +12554,7 @@
                 <w:b/>
                 <w:sz w:val="16"/>
               </w:rPr>
-              <w:t>EP</w:t>
+              <w:t>PIC</w:t>
             </w:r>
           </w:p>
         </w:tc>
@@ -12581,7 +12581,7 @@
                 <w:b w:val="0"/>
                 <w:sz w:val="16"/>
               </w:rPr>
-              <w:t>EMDXX01</w:t>
+              <w:t>EMA1X01</w:t>
             </w:r>
           </w:p>
         </w:tc>
@@ -12607,7 +12607,7 @@
                 <w:b w:val="0"/>
                 <w:sz w:val="16"/>
               </w:rPr>
-              <w:t>Engineering Physics</w:t>
+              <w:t>Programming in C</w:t>
             </w:r>
           </w:p>
         </w:tc>
@@ -12687,7 +12687,7 @@
                 <w:b w:val="0"/>
                 <w:sz w:val="15"/>
               </w:rPr>
-              <w:t>Dr.D.Rajkumar</w:t>
+              <w:t>Mr. K. Mahesh</w:t>
             </w:r>
           </w:p>
         </w:tc>
@@ -12716,7 +12716,7 @@
                 <w:b/>
                 <w:sz w:val="16"/>
               </w:rPr>
-              <w:t>PIC</w:t>
+              <w:t>EP</w:t>
             </w:r>
           </w:p>
         </w:tc>
@@ -12743,7 +12743,7 @@
                 <w:b w:val="0"/>
                 <w:sz w:val="16"/>
               </w:rPr>
-              <w:t>EMA1X01</w:t>
+              <w:t>EMDXX01</w:t>
             </w:r>
           </w:p>
         </w:tc>
@@ -12769,7 +12769,7 @@
                 <w:b w:val="0"/>
                 <w:sz w:val="16"/>
               </w:rPr>
-              <w:t>Programming in C</w:t>
+              <w:t>Engineering Physics</w:t>
             </w:r>
           </w:p>
         </w:tc>
@@ -12849,7 +12849,7 @@
                 <w:b w:val="0"/>
                 <w:sz w:val="15"/>
               </w:rPr>
-              <w:t>Mr. K. Mahesh</w:t>
+              <w:t>Dr.D.Rajkumar</w:t>
             </w:r>
           </w:p>
         </w:tc>
@@ -14368,7 +14368,7 @@
                 <w:b w:val="0"/>
                 <w:sz w:val="15"/>
               </w:rPr>
-              <w:t>B-Block Aarambh Auditorium</w:t>
+              <w:t>A-314</w:t>
             </w:r>
           </w:p>
         </w:tc>
@@ -14911,7 +14911,7 @@
                 <w:b w:val="0"/>
                 <w:sz w:val="15"/>
               </w:rPr>
-              <w:t>D-501</w:t>
+              <w:t>D-308</w:t>
             </w:r>
           </w:p>
         </w:tc>
@@ -17838,7 +17838,7 @@
                 <w:b w:val="0"/>
                 <w:sz w:val="15"/>
               </w:rPr>
-              <w:t>H-402</w:t>
+              <w:t>H-306</w:t>
             </w:r>
           </w:p>
         </w:tc>
@@ -18164,7 +18164,7 @@
                 <w:b w:val="0"/>
                 <w:sz w:val="15"/>
               </w:rPr>
-              <w:t>D-308</w:t>
+              <w:t>D-501</w:t>
             </w:r>
           </w:p>
         </w:tc>
@@ -21549,7 +21549,7 @@
                 <w:b w:val="0"/>
                 <w:sz w:val="15"/>
               </w:rPr>
-              <w:t>D-310</w:t>
+              <w:t>D-309</w:t>
             </w:r>
           </w:p>
         </w:tc>
@@ -22091,7 +22091,7 @@
                 <w:b w:val="0"/>
                 <w:sz w:val="15"/>
               </w:rPr>
-              <w:t>H-306</w:t>
+              <w:t>H-110</w:t>
             </w:r>
           </w:p>
         </w:tc>
@@ -22144,7 +22144,7 @@
                 <w:b w:val="0"/>
                 <w:sz w:val="15"/>
               </w:rPr>
-              <w:t>D-310</w:t>
+              <w:t>D-302</w:t>
             </w:r>
           </w:p>
         </w:tc>
@@ -22227,7 +22227,7 @@
                 <w:b w:val="0"/>
                 <w:sz w:val="15"/>
               </w:rPr>
-              <w:t>D-205</w:t>
+              <w:t>D-201</w:t>
             </w:r>
           </w:p>
         </w:tc>
